--- a/01.WORKING_SPACE/6.HuynhDaiLong-25410246/25410246_Huynh_Dai_Long_quy_trinh_thu_gom_tap_ket.docx
+++ b/01.WORKING_SPACE/6.HuynhDaiLong-25410246/25410246_Huynh_Dai_Long_quy_trinh_thu_gom_tap_ket.docx
@@ -630,9 +630,9 @@
         <w:lastRenderedPageBreak/>
         <w:drawing>
           <wp:inline distT="0" distB="0" distL="0" distR="0">
-            <wp:extent cx="5553062" cy="4210050"/>
-            <wp:effectExtent l="0" t="0" r="0" b="0"/>
-            <wp:docPr id="2" name="Picture 2" descr="C:\Users\Administrator\Downloads\Thu gom tap ket.drawio.png"/>
+            <wp:extent cx="5584190" cy="2588978"/>
+            <wp:effectExtent l="0" t="0" r="0" b="1905"/>
+            <wp:docPr id="3" name="Picture 3" descr="C:\Users\Administrator\Downloads\ChatGPT Image 13_09_09 2 thg 8, 2026.png"/>
             <wp:cNvGraphicFramePr>
               <a:graphicFrameLocks xmlns:a="http://schemas.openxmlformats.org/drawingml/2006/main" noChangeAspect="1"/>
             </wp:cNvGraphicFramePr>
@@ -640,13 +640,13 @@
               <a:graphicData uri="http://schemas.openxmlformats.org/drawingml/2006/picture">
                 <pic:pic xmlns:pic="http://schemas.openxmlformats.org/drawingml/2006/picture">
                   <pic:nvPicPr>
-                    <pic:cNvPr id="0" name="Picture 1" descr="C:\Users\Administrator\Downloads\Thu gom tap ket.drawio.png"/>
+                    <pic:cNvPr id="0" name="Picture 1" descr="C:\Users\Administrator\Downloads\ChatGPT Image 13_09_09 2 thg 8, 2026.png"/>
                     <pic:cNvPicPr>
                       <a:picLocks noChangeAspect="1" noChangeArrowheads="1"/>
                     </pic:cNvPicPr>
                   </pic:nvPicPr>
                   <pic:blipFill>
-                    <a:blip r:embed="rId9">
+                    <a:blip r:embed="rId9" cstate="print">
                       <a:extLst>
                         <a:ext uri="{28A0092B-C50C-407E-A947-70E740481C1C}">
                           <a14:useLocalDpi xmlns:a14="http://schemas.microsoft.com/office/drawing/2010/main" val="0"/>
@@ -661,7 +661,7 @@
                   <pic:spPr bwMode="auto">
                     <a:xfrm>
                       <a:off x="0" y="0"/>
-                      <a:ext cx="5579788" cy="4230312"/>
+                      <a:ext cx="5584190" cy="2588978"/>
                     </a:xfrm>
                     <a:prstGeom prst="rect">
                       <a:avLst/>
@@ -972,13 +972,7 @@
         <w:rPr>
           <w:szCs w:val="26"/>
         </w:rPr>
-        <w:t>.2.2</w:t>
-      </w:r>
-      <w:r>
-        <w:rPr>
-          <w:szCs w:val="26"/>
-        </w:rPr>
-        <w:t xml:space="preserve">. </w:t>
+        <w:t xml:space="preserve">.2.2. </w:t>
       </w:r>
       <w:r>
         <w:rPr>
@@ -1043,7 +1037,6 @@
           <w:color w:val="auto"/>
           <w:szCs w:val="26"/>
         </w:rPr>
-        <w:lastRenderedPageBreak/>
         <w:t>-</w:t>
       </w:r>
       <w:r>
@@ -1114,13 +1107,7 @@
         <w:rPr>
           <w:szCs w:val="26"/>
         </w:rPr>
-        <w:t>.2.3</w:t>
-      </w:r>
-      <w:r>
-        <w:rPr>
-          <w:szCs w:val="26"/>
-        </w:rPr>
-        <w:t xml:space="preserve">. </w:t>
+        <w:t xml:space="preserve">.2.3. </w:t>
       </w:r>
       <w:r>
         <w:rPr>
@@ -1267,6 +1254,7 @@
           <w:color w:val="auto"/>
           <w:szCs w:val="26"/>
         </w:rPr>
+        <w:lastRenderedPageBreak/>
         <w:t>-</w:t>
       </w:r>
       <w:r>
@@ -2179,7 +2167,6 @@
               <w:rPr>
                 <w:szCs w:val="26"/>
               </w:rPr>
-              <w:lastRenderedPageBreak/>
               <w:t>5. Nhận nhiệm vụ lấy hàng</w:t>
             </w:r>
           </w:p>
@@ -2714,6 +2701,7 @@
               <w:rPr>
                 <w:szCs w:val="26"/>
               </w:rPr>
+              <w:lastRenderedPageBreak/>
               <w:t>11. Tiếp nhận hàng tại bưu cục</w:t>
             </w:r>
           </w:p>
@@ -3658,7 +3646,6 @@
                 <w:b/>
                 <w:szCs w:val="26"/>
               </w:rPr>
-              <w:lastRenderedPageBreak/>
               <w:t>Defect</w:t>
             </w:r>
           </w:p>
@@ -3804,6 +3791,7 @@
         <w:pStyle w:val="Heading3"/>
       </w:pPr>
       <w:r>
+        <w:lastRenderedPageBreak/>
         <w:t>3.2</w:t>
       </w:r>
       <w:r>
@@ -3851,6 +3839,8 @@
         </w:rPr>
         <w:t xml:space="preserve">Thời gian </w:t>
       </w:r>
+      <w:bookmarkStart w:id="0" w:name="_GoBack"/>
+      <w:bookmarkEnd w:id="0"/>
     </w:p>
     <w:p>
       <w:pPr>
@@ -4001,7 +3991,6 @@
                 <w:b/>
                 <w:szCs w:val="26"/>
               </w:rPr>
-              <w:lastRenderedPageBreak/>
               <w:t>Hoạt động</w:t>
             </w:r>
           </w:p>
@@ -4266,6 +4255,7 @@
               <w:rPr>
                 <w:szCs w:val="26"/>
               </w:rPr>
+              <w:lastRenderedPageBreak/>
               <w:t>4. Điều phối shipper lấy hàng</w:t>
             </w:r>
           </w:p>
@@ -4538,13 +4528,7 @@
               <w:rPr>
                 <w:szCs w:val="26"/>
               </w:rPr>
-              <w:t>8</w:t>
-            </w:r>
-            <w:r>
-              <w:rPr>
-                <w:szCs w:val="26"/>
-              </w:rPr>
-              <w:t>. Cân hàng - In tem (nếu cần)</w:t>
+              <w:t>8. Cân hàng - In tem (nếu cần)</w:t>
             </w:r>
           </w:p>
         </w:tc>
@@ -4884,13 +4868,7 @@
               <w:rPr>
                 <w:szCs w:val="26"/>
               </w:rPr>
-              <w:t xml:space="preserve">13. </w:t>
-            </w:r>
-            <w:r>
-              <w:rPr>
-                <w:szCs w:val="26"/>
-              </w:rPr>
-              <w:t>Cân trọng lượng chính xác</w:t>
+              <w:t>13. Cân trọng lượng chính xác</w:t>
             </w:r>
           </w:p>
         </w:tc>
@@ -4964,13 +4942,7 @@
               <w:rPr>
                 <w:szCs w:val="26"/>
               </w:rPr>
-              <w:t>1</w:t>
-            </w:r>
-            <w:r>
-              <w:rPr>
-                <w:szCs w:val="26"/>
-              </w:rPr>
-              <w:t>4. Đối chiếu thông tin với hệ thống</w:t>
+              <w:t>14. Đối chiếu thông tin với hệ thống</w:t>
             </w:r>
           </w:p>
         </w:tc>
@@ -5167,7 +5139,6 @@
         <w:rPr>
           <w:szCs w:val="26"/>
         </w:rPr>
-        <w:lastRenderedPageBreak/>
         <w:t>Theo xác suất trên sơ đồ</w:t>
       </w:r>
     </w:p>
@@ -5285,7 +5256,6 @@
           <w:szCs w:val="26"/>
         </w:rPr>
       </w:pPr>
-      <w:bookmarkStart w:id="0" w:name="_GoBack"/>
       <w:r>
         <w:rPr>
           <w:b/>
@@ -5326,7 +5296,6 @@
         <w:t>55</w:t>
       </w:r>
     </w:p>
-    <w:bookmarkEnd w:id="0"/>
     <w:p>
       <w:pPr>
         <w:spacing w:before="100" w:beforeAutospacing="1" w:after="100" w:afterAutospacing="1" w:line="240" w:lineRule="auto"/>
@@ -5353,6 +5322,7 @@
           <w:color w:val="auto"/>
           <w:szCs w:val="26"/>
         </w:rPr>
+        <w:lastRenderedPageBreak/>
         <w:t xml:space="preserve"> </w:t>
       </w:r>
       <w:r>
@@ -5479,21 +5449,7 @@
           <w:b/>
           <w:szCs w:val="26"/>
         </w:rPr>
-        <w:t xml:space="preserve"> 0.010 +0.004 +0.042 +0.006 +0.006 +0.006 +0.006 +0.021 +0.021 )</w:t>
-      </w:r>
-      <w:r>
-        <w:rPr>
-          <w:b/>
-          <w:szCs w:val="26"/>
-        </w:rPr>
-        <w:t xml:space="preserve"> = </w:t>
-      </w:r>
-      <w:r>
-        <w:rPr>
-          <w:b/>
-          <w:szCs w:val="26"/>
-        </w:rPr>
-        <w:t>0.17556</w:t>
+        <w:t xml:space="preserve"> 0.010 +0.004 +0.042 +0.006 +0.006 +0.006 +0.006 +0.021 +0.021 ) = 0.17556</w:t>
       </w:r>
     </w:p>
     <w:p>
@@ -6189,21 +6145,7 @@
           <w:b/>
           <w:szCs w:val="26"/>
         </w:rPr>
-        <w:t>0.021</w:t>
-      </w:r>
-      <w:r>
-        <w:rPr>
-          <w:b/>
-          <w:szCs w:val="26"/>
-        </w:rPr>
-        <w:t xml:space="preserve"> = </w:t>
-      </w:r>
-      <w:r>
-        <w:rPr>
-          <w:b/>
-          <w:szCs w:val="26"/>
-        </w:rPr>
-        <w:t>0.214</w:t>
+        <w:t>0.021 = 0.214</w:t>
       </w:r>
     </w:p>
     <w:p>
@@ -6384,7 +6326,6 @@
               <w:rPr>
                 <w:szCs w:val="26"/>
               </w:rPr>
-              <w:lastRenderedPageBreak/>
               <w:t>Điều phối thu gom</w:t>
             </w:r>
           </w:p>
@@ -6450,13 +6391,7 @@
               <w:rPr>
                 <w:szCs w:val="26"/>
               </w:rPr>
-              <w:t>35</w:t>
-            </w:r>
-            <w:r>
-              <w:rPr>
-                <w:szCs w:val="26"/>
-              </w:rPr>
-              <w:t>0.000 VNĐ/ngày</w:t>
+              <w:t>350.000 VNĐ/ngày</w:t>
             </w:r>
           </w:p>
         </w:tc>
@@ -6500,13 +6435,7 @@
               <w:rPr>
                 <w:szCs w:val="26"/>
               </w:rPr>
-              <w:t>4</w:t>
-            </w:r>
-            <w:r>
-              <w:rPr>
-                <w:szCs w:val="26"/>
-              </w:rPr>
-              <w:t>00.000 VNĐ/ngày</w:t>
+              <w:t>400.000 VNĐ/ngày</w:t>
             </w:r>
           </w:p>
         </w:tc>
@@ -6546,6 +6475,7 @@
           <w:noProof/>
           <w:szCs w:val="26"/>
         </w:rPr>
+        <w:lastRenderedPageBreak/>
         <w:drawing>
           <wp:inline distT="0" distB="0" distL="0" distR="0">
             <wp:extent cx="5584190" cy="4233650"/>
@@ -6623,13 +6553,7 @@
         <w:rPr>
           <w:szCs w:val="26"/>
         </w:rPr>
-        <w:t xml:space="preserve"> gom – tập kết.</w:t>
-      </w:r>
-      <w:r>
-        <w:rPr>
-          <w:szCs w:val="26"/>
-        </w:rPr>
-        <w:t xml:space="preserve"> </w:t>
+        <w:t xml:space="preserve"> gom – tập kết. </w:t>
       </w:r>
     </w:p>
     <w:p>
@@ -6948,14 +6872,7 @@
           <w:b/>
           <w:szCs w:val="26"/>
         </w:rPr>
-        <w:t xml:space="preserve"> kỳ của Shipper</w:t>
-      </w:r>
-      <w:r>
-        <w:rPr>
-          <w:b/>
-          <w:szCs w:val="26"/>
-        </w:rPr>
-        <w:t>:</w:t>
+        <w:t xml:space="preserve"> kỳ của Shipper:</w:t>
       </w:r>
     </w:p>
     <w:p>
@@ -6994,7 +6911,15 @@
           <w:b/>
           <w:szCs w:val="26"/>
         </w:rPr>
-        <w:t>004</w:t>
+        <w:t xml:space="preserve">004 </w:t>
+      </w:r>
+      <w:r>
+        <w:rPr>
+          <w:rStyle w:val="mbin"/>
+          <w:b/>
+          <w:szCs w:val="26"/>
+        </w:rPr>
+        <w:t xml:space="preserve">+ </w:t>
       </w:r>
       <w:r>
         <w:rPr>
@@ -7002,7 +6927,23 @@
           <w:b/>
           <w:szCs w:val="26"/>
         </w:rPr>
-        <w:t xml:space="preserve"> </w:t>
+        <w:t>0</w:t>
+      </w:r>
+      <w:r>
+        <w:rPr>
+          <w:rStyle w:val="mpunct"/>
+          <w:b/>
+          <w:szCs w:val="26"/>
+        </w:rPr>
+        <w:t>.</w:t>
+      </w:r>
+      <w:r>
+        <w:rPr>
+          <w:rStyle w:val="mord"/>
+          <w:b/>
+          <w:szCs w:val="26"/>
+        </w:rPr>
+        <w:t xml:space="preserve">042 </w:t>
       </w:r>
       <w:r>
         <w:rPr>
@@ -7010,7 +6951,31 @@
           <w:b/>
           <w:szCs w:val="26"/>
         </w:rPr>
-        <w:t>+</w:t>
+        <w:t xml:space="preserve">+ </w:t>
+      </w:r>
+      <w:r>
+        <w:rPr>
+          <w:rStyle w:val="mord"/>
+          <w:b/>
+          <w:szCs w:val="26"/>
+        </w:rPr>
+        <w:t>0</w:t>
+      </w:r>
+      <w:r>
+        <w:rPr>
+          <w:rStyle w:val="mpunct"/>
+          <w:b/>
+          <w:szCs w:val="26"/>
+        </w:rPr>
+        <w:t>.</w:t>
+      </w:r>
+      <w:r>
+        <w:rPr>
+          <w:rStyle w:val="mord"/>
+          <w:b/>
+          <w:szCs w:val="26"/>
+        </w:rPr>
+        <w:t xml:space="preserve">010 </w:t>
       </w:r>
       <w:r>
         <w:rPr>
@@ -7018,7 +6983,7 @@
           <w:b/>
           <w:szCs w:val="26"/>
         </w:rPr>
-        <w:t xml:space="preserve"> </w:t>
+        <w:t xml:space="preserve">+ </w:t>
       </w:r>
       <w:r>
         <w:rPr>
@@ -7042,271 +7007,119 @@
           <w:b/>
           <w:szCs w:val="26"/>
         </w:rPr>
+        <w:t xml:space="preserve">98 </w:t>
+      </w:r>
+      <w:r>
+        <w:rPr>
+          <w:rStyle w:val="mbin"/>
+          <w:b/>
+          <w:szCs w:val="26"/>
+        </w:rPr>
+        <w:t xml:space="preserve">× </w:t>
+      </w:r>
+      <w:r>
+        <w:rPr>
+          <w:rStyle w:val="mopen"/>
+          <w:b/>
+          <w:szCs w:val="26"/>
+        </w:rPr>
+        <w:t>(</w:t>
+      </w:r>
+      <w:r>
+        <w:rPr>
+          <w:rStyle w:val="mord"/>
+          <w:b/>
+          <w:szCs w:val="26"/>
+        </w:rPr>
+        <w:t>0</w:t>
+      </w:r>
+      <w:r>
+        <w:rPr>
+          <w:rStyle w:val="mpunct"/>
+          <w:b/>
+          <w:szCs w:val="26"/>
+        </w:rPr>
+        <w:t>.</w:t>
+      </w:r>
+      <w:r>
+        <w:rPr>
+          <w:rStyle w:val="mord"/>
+          <w:b/>
+          <w:szCs w:val="26"/>
+        </w:rPr>
+        <w:t xml:space="preserve">010 </w:t>
+      </w:r>
+      <w:r>
+        <w:rPr>
+          <w:rStyle w:val="mbin"/>
+          <w:b/>
+          <w:szCs w:val="26"/>
+        </w:rPr>
+        <w:t xml:space="preserve">+ </w:t>
+      </w:r>
+      <w:r>
+        <w:rPr>
+          <w:rStyle w:val="mord"/>
+          <w:b/>
+          <w:szCs w:val="26"/>
+        </w:rPr>
+        <w:t>0</w:t>
+      </w:r>
+      <w:r>
+        <w:rPr>
+          <w:rStyle w:val="mpunct"/>
+          <w:b/>
+          <w:szCs w:val="26"/>
+        </w:rPr>
+        <w:t>.</w:t>
+      </w:r>
+      <w:r>
+        <w:rPr>
+          <w:rStyle w:val="mord"/>
+          <w:b/>
+          <w:szCs w:val="26"/>
+        </w:rPr>
+        <w:t xml:space="preserve">004 </w:t>
+      </w:r>
+      <w:r>
+        <w:rPr>
+          <w:rStyle w:val="mbin"/>
+          <w:b/>
+          <w:szCs w:val="26"/>
+        </w:rPr>
+        <w:t xml:space="preserve">+ </w:t>
+      </w:r>
+      <w:r>
+        <w:rPr>
+          <w:rStyle w:val="mord"/>
+          <w:b/>
+          <w:szCs w:val="26"/>
+        </w:rPr>
+        <w:t>0</w:t>
+      </w:r>
+      <w:r>
+        <w:rPr>
+          <w:rStyle w:val="mpunct"/>
+          <w:b/>
+          <w:szCs w:val="26"/>
+        </w:rPr>
+        <w:t>.</w:t>
+      </w:r>
+      <w:r>
+        <w:rPr>
+          <w:rStyle w:val="mord"/>
+          <w:b/>
+          <w:szCs w:val="26"/>
+        </w:rPr>
         <w:t>042</w:t>
       </w:r>
       <w:r>
         <w:rPr>
-          <w:rStyle w:val="mord"/>
-          <w:b/>
-          <w:szCs w:val="26"/>
-        </w:rPr>
-        <w:t xml:space="preserve"> </w:t>
-      </w:r>
-      <w:r>
-        <w:rPr>
-          <w:rStyle w:val="mbin"/>
-          <w:b/>
-          <w:szCs w:val="26"/>
-        </w:rPr>
-        <w:t>+</w:t>
-      </w:r>
-      <w:r>
-        <w:rPr>
-          <w:rStyle w:val="mbin"/>
-          <w:b/>
-          <w:szCs w:val="26"/>
-        </w:rPr>
-        <w:t xml:space="preserve"> </w:t>
-      </w:r>
-      <w:r>
-        <w:rPr>
-          <w:rStyle w:val="mord"/>
-          <w:b/>
-          <w:szCs w:val="26"/>
-        </w:rPr>
-        <w:t>0</w:t>
-      </w:r>
-      <w:r>
-        <w:rPr>
-          <w:rStyle w:val="mpunct"/>
-          <w:b/>
-          <w:szCs w:val="26"/>
-        </w:rPr>
-        <w:t>.</w:t>
-      </w:r>
-      <w:r>
-        <w:rPr>
-          <w:rStyle w:val="mord"/>
-          <w:b/>
-          <w:szCs w:val="26"/>
-        </w:rPr>
-        <w:t>010</w:t>
-      </w:r>
-      <w:r>
-        <w:rPr>
-          <w:rStyle w:val="mord"/>
-          <w:b/>
-          <w:szCs w:val="26"/>
-        </w:rPr>
-        <w:t xml:space="preserve"> </w:t>
-      </w:r>
-      <w:r>
-        <w:rPr>
-          <w:rStyle w:val="mbin"/>
-          <w:b/>
-          <w:szCs w:val="26"/>
-        </w:rPr>
-        <w:t>+</w:t>
-      </w:r>
-      <w:r>
-        <w:rPr>
-          <w:rStyle w:val="mbin"/>
-          <w:b/>
-          <w:szCs w:val="26"/>
-        </w:rPr>
-        <w:t xml:space="preserve"> </w:t>
-      </w:r>
-      <w:r>
-        <w:rPr>
-          <w:rStyle w:val="mord"/>
-          <w:b/>
-          <w:szCs w:val="26"/>
-        </w:rPr>
-        <w:t>0</w:t>
-      </w:r>
-      <w:r>
-        <w:rPr>
-          <w:rStyle w:val="mpunct"/>
-          <w:b/>
-          <w:szCs w:val="26"/>
-        </w:rPr>
-        <w:t>.</w:t>
-      </w:r>
-      <w:r>
-        <w:rPr>
-          <w:rStyle w:val="mord"/>
-          <w:b/>
-          <w:szCs w:val="26"/>
-        </w:rPr>
-        <w:t>98</w:t>
-      </w:r>
-      <w:r>
-        <w:rPr>
-          <w:rStyle w:val="mord"/>
-          <w:b/>
-          <w:szCs w:val="26"/>
-        </w:rPr>
-        <w:t xml:space="preserve"> </w:t>
-      </w:r>
-      <w:r>
-        <w:rPr>
-          <w:rStyle w:val="mbin"/>
-          <w:b/>
-          <w:szCs w:val="26"/>
-        </w:rPr>
-        <w:t>×</w:t>
-      </w:r>
-      <w:r>
-        <w:rPr>
-          <w:rStyle w:val="mbin"/>
-          <w:b/>
-          <w:szCs w:val="26"/>
-        </w:rPr>
-        <w:t xml:space="preserve"> </w:t>
-      </w:r>
-      <w:r>
-        <w:rPr>
-          <w:rStyle w:val="mopen"/>
-          <w:b/>
-          <w:szCs w:val="26"/>
-        </w:rPr>
-        <w:t>(</w:t>
-      </w:r>
-      <w:r>
-        <w:rPr>
-          <w:rStyle w:val="mord"/>
-          <w:b/>
-          <w:szCs w:val="26"/>
-        </w:rPr>
-        <w:t>0</w:t>
-      </w:r>
-      <w:r>
-        <w:rPr>
-          <w:rStyle w:val="mpunct"/>
-          <w:b/>
-          <w:szCs w:val="26"/>
-        </w:rPr>
-        <w:t>.</w:t>
-      </w:r>
-      <w:r>
-        <w:rPr>
-          <w:rStyle w:val="mord"/>
-          <w:b/>
-          <w:szCs w:val="26"/>
-        </w:rPr>
-        <w:t>010</w:t>
-      </w:r>
-      <w:r>
-        <w:rPr>
-          <w:rStyle w:val="mord"/>
-          <w:b/>
-          <w:szCs w:val="26"/>
-        </w:rPr>
-        <w:t xml:space="preserve"> </w:t>
-      </w:r>
-      <w:r>
-        <w:rPr>
-          <w:rStyle w:val="mbin"/>
-          <w:b/>
-          <w:szCs w:val="26"/>
-        </w:rPr>
-        <w:t>+</w:t>
-      </w:r>
-      <w:r>
-        <w:rPr>
-          <w:rStyle w:val="mbin"/>
-          <w:b/>
-          <w:szCs w:val="26"/>
-        </w:rPr>
-        <w:t xml:space="preserve"> </w:t>
-      </w:r>
-      <w:r>
-        <w:rPr>
-          <w:rStyle w:val="mord"/>
-          <w:b/>
-          <w:szCs w:val="26"/>
-        </w:rPr>
-        <w:t>0</w:t>
-      </w:r>
-      <w:r>
-        <w:rPr>
-          <w:rStyle w:val="mpunct"/>
-          <w:b/>
-          <w:szCs w:val="26"/>
-        </w:rPr>
-        <w:t>.</w:t>
-      </w:r>
-      <w:r>
-        <w:rPr>
-          <w:rStyle w:val="mord"/>
-          <w:b/>
-          <w:szCs w:val="26"/>
-        </w:rPr>
-        <w:t>004</w:t>
-      </w:r>
-      <w:r>
-        <w:rPr>
-          <w:rStyle w:val="mord"/>
-          <w:b/>
-          <w:szCs w:val="26"/>
-        </w:rPr>
-        <w:t xml:space="preserve"> </w:t>
-      </w:r>
-      <w:r>
-        <w:rPr>
-          <w:rStyle w:val="mbin"/>
-          <w:b/>
-          <w:szCs w:val="26"/>
-        </w:rPr>
-        <w:t>+</w:t>
-      </w:r>
-      <w:r>
-        <w:rPr>
-          <w:rStyle w:val="mbin"/>
-          <w:b/>
-          <w:szCs w:val="26"/>
-        </w:rPr>
-        <w:t xml:space="preserve"> </w:t>
-      </w:r>
-      <w:r>
-        <w:rPr>
-          <w:rStyle w:val="mord"/>
-          <w:b/>
-          <w:szCs w:val="26"/>
-        </w:rPr>
-        <w:t>0</w:t>
-      </w:r>
-      <w:r>
-        <w:rPr>
-          <w:rStyle w:val="mpunct"/>
-          <w:b/>
-          <w:szCs w:val="26"/>
-        </w:rPr>
-        <w:t>.</w:t>
-      </w:r>
-      <w:r>
-        <w:rPr>
-          <w:rStyle w:val="mord"/>
-          <w:b/>
-          <w:szCs w:val="26"/>
-        </w:rPr>
-        <w:t>042</w:t>
-      </w:r>
-      <w:r>
-        <w:rPr>
           <w:rStyle w:val="mclose"/>
           <w:b/>
           <w:szCs w:val="26"/>
         </w:rPr>
-        <w:t>)</w:t>
-      </w:r>
-      <w:r>
-        <w:rPr>
-          <w:rStyle w:val="mclose"/>
-          <w:b/>
-          <w:szCs w:val="26"/>
-        </w:rPr>
-        <w:t xml:space="preserve"> </w:t>
+        <w:t xml:space="preserve">) </w:t>
       </w:r>
       <w:r>
         <w:rPr>
@@ -7314,15 +7127,7 @@
           <w:b/>
           <w:szCs w:val="26"/>
         </w:rPr>
-        <w:t>=</w:t>
-      </w:r>
-      <w:r>
-        <w:rPr>
-          <w:rStyle w:val="mrel"/>
-          <w:b/>
-          <w:szCs w:val="26"/>
-        </w:rPr>
-        <w:t xml:space="preserve"> </w:t>
+        <w:t xml:space="preserve">= </w:t>
       </w:r>
       <w:r>
         <w:rPr>
@@ -7430,7 +7235,15 @@
           <w:b/>
           <w:szCs w:val="26"/>
         </w:rPr>
-        <w:t>006</w:t>
+        <w:t xml:space="preserve">006 </w:t>
+      </w:r>
+      <w:r>
+        <w:rPr>
+          <w:rStyle w:val="mbin"/>
+          <w:b/>
+          <w:szCs w:val="26"/>
+        </w:rPr>
+        <w:t xml:space="preserve">+ </w:t>
       </w:r>
       <w:r>
         <w:rPr>
@@ -7438,7 +7251,23 @@
           <w:b/>
           <w:szCs w:val="26"/>
         </w:rPr>
-        <w:t xml:space="preserve"> </w:t>
+        <w:t>0</w:t>
+      </w:r>
+      <w:r>
+        <w:rPr>
+          <w:rStyle w:val="mpunct"/>
+          <w:b/>
+          <w:szCs w:val="26"/>
+        </w:rPr>
+        <w:t>.</w:t>
+      </w:r>
+      <w:r>
+        <w:rPr>
+          <w:rStyle w:val="mord"/>
+          <w:b/>
+          <w:szCs w:val="26"/>
+        </w:rPr>
+        <w:t xml:space="preserve">006 </w:t>
       </w:r>
       <w:r>
         <w:rPr>
@@ -7446,7 +7275,31 @@
           <w:b/>
           <w:szCs w:val="26"/>
         </w:rPr>
-        <w:t>+</w:t>
+        <w:t xml:space="preserve">+ </w:t>
+      </w:r>
+      <w:r>
+        <w:rPr>
+          <w:rStyle w:val="mord"/>
+          <w:b/>
+          <w:szCs w:val="26"/>
+        </w:rPr>
+        <w:t>0</w:t>
+      </w:r>
+      <w:r>
+        <w:rPr>
+          <w:rStyle w:val="mpunct"/>
+          <w:b/>
+          <w:szCs w:val="26"/>
+        </w:rPr>
+        <w:t>.</w:t>
+      </w:r>
+      <w:r>
+        <w:rPr>
+          <w:rStyle w:val="mord"/>
+          <w:b/>
+          <w:szCs w:val="26"/>
+        </w:rPr>
+        <w:t xml:space="preserve">006 </w:t>
       </w:r>
       <w:r>
         <w:rPr>
@@ -7454,7 +7307,7 @@
           <w:b/>
           <w:szCs w:val="26"/>
         </w:rPr>
-        <w:t xml:space="preserve"> </w:t>
+        <w:t xml:space="preserve">+ </w:t>
       </w:r>
       <w:r>
         <w:rPr>
@@ -7478,7 +7331,15 @@
           <w:b/>
           <w:szCs w:val="26"/>
         </w:rPr>
-        <w:t>006</w:t>
+        <w:t xml:space="preserve">006 </w:t>
+      </w:r>
+      <w:r>
+        <w:rPr>
+          <w:rStyle w:val="mbin"/>
+          <w:b/>
+          <w:szCs w:val="26"/>
+        </w:rPr>
+        <w:t xml:space="preserve">+ </w:t>
       </w:r>
       <w:r>
         <w:rPr>
@@ -7486,7 +7347,23 @@
           <w:b/>
           <w:szCs w:val="26"/>
         </w:rPr>
-        <w:t xml:space="preserve"> </w:t>
+        <w:t>0</w:t>
+      </w:r>
+      <w:r>
+        <w:rPr>
+          <w:rStyle w:val="mpunct"/>
+          <w:b/>
+          <w:szCs w:val="26"/>
+        </w:rPr>
+        <w:t>.</w:t>
+      </w:r>
+      <w:r>
+        <w:rPr>
+          <w:rStyle w:val="mord"/>
+          <w:b/>
+          <w:szCs w:val="26"/>
+        </w:rPr>
+        <w:t xml:space="preserve">021 </w:t>
       </w:r>
       <w:r>
         <w:rPr>
@@ -7494,15 +7371,7 @@
           <w:b/>
           <w:szCs w:val="26"/>
         </w:rPr>
-        <w:t>+</w:t>
-      </w:r>
-      <w:r>
-        <w:rPr>
-          <w:rStyle w:val="mbin"/>
-          <w:b/>
-          <w:szCs w:val="26"/>
-        </w:rPr>
-        <w:t xml:space="preserve"> </w:t>
+        <w:t xml:space="preserve">+ </w:t>
       </w:r>
       <w:r>
         <w:rPr>
@@ -7526,7 +7395,15 @@
           <w:b/>
           <w:szCs w:val="26"/>
         </w:rPr>
-        <w:t>006</w:t>
+        <w:t xml:space="preserve">021 </w:t>
+      </w:r>
+      <w:r>
+        <w:rPr>
+          <w:rStyle w:val="mrel"/>
+          <w:b/>
+          <w:szCs w:val="26"/>
+        </w:rPr>
+        <w:t xml:space="preserve">= </w:t>
       </w:r>
       <w:r>
         <w:rPr>
@@ -7534,23 +7411,15 @@
           <w:b/>
           <w:szCs w:val="26"/>
         </w:rPr>
-        <w:t xml:space="preserve"> </w:t>
-      </w:r>
-      <w:r>
-        <w:rPr>
-          <w:rStyle w:val="mbin"/>
-          <w:b/>
-          <w:szCs w:val="26"/>
-        </w:rPr>
-        <w:t>+</w:t>
-      </w:r>
-      <w:r>
-        <w:rPr>
-          <w:rStyle w:val="mbin"/>
-          <w:b/>
-          <w:szCs w:val="26"/>
-        </w:rPr>
-        <w:t xml:space="preserve"> </w:t>
+        <w:t>0</w:t>
+      </w:r>
+      <w:r>
+        <w:rPr>
+          <w:rStyle w:val="mpunct"/>
+          <w:b/>
+          <w:szCs w:val="26"/>
+        </w:rPr>
+        <w:t>.</w:t>
       </w:r>
       <w:r>
         <w:rPr>
@@ -7558,175 +7427,7 @@
           <w:b/>
           <w:szCs w:val="26"/>
         </w:rPr>
-        <w:t>0</w:t>
-      </w:r>
-      <w:r>
-        <w:rPr>
-          <w:rStyle w:val="mpunct"/>
-          <w:b/>
-          <w:szCs w:val="26"/>
-        </w:rPr>
-        <w:t>.</w:t>
-      </w:r>
-      <w:r>
-        <w:rPr>
-          <w:rStyle w:val="mord"/>
-          <w:b/>
-          <w:szCs w:val="26"/>
-        </w:rPr>
-        <w:t>006</w:t>
-      </w:r>
-      <w:r>
-        <w:rPr>
-          <w:rStyle w:val="mord"/>
-          <w:b/>
-          <w:szCs w:val="26"/>
-        </w:rPr>
-        <w:t xml:space="preserve"> </w:t>
-      </w:r>
-      <w:r>
-        <w:rPr>
-          <w:rStyle w:val="mbin"/>
-          <w:b/>
-          <w:szCs w:val="26"/>
-        </w:rPr>
-        <w:t>+</w:t>
-      </w:r>
-      <w:r>
-        <w:rPr>
-          <w:rStyle w:val="mbin"/>
-          <w:b/>
-          <w:szCs w:val="26"/>
-        </w:rPr>
-        <w:t xml:space="preserve"> </w:t>
-      </w:r>
-      <w:r>
-        <w:rPr>
-          <w:rStyle w:val="mord"/>
-          <w:b/>
-          <w:szCs w:val="26"/>
-        </w:rPr>
-        <w:t>0</w:t>
-      </w:r>
-      <w:r>
-        <w:rPr>
-          <w:rStyle w:val="mpunct"/>
-          <w:b/>
-          <w:szCs w:val="26"/>
-        </w:rPr>
-        <w:t>.</w:t>
-      </w:r>
-      <w:r>
-        <w:rPr>
-          <w:rStyle w:val="mord"/>
-          <w:b/>
-          <w:szCs w:val="26"/>
-        </w:rPr>
-        <w:t>021</w:t>
-      </w:r>
-      <w:r>
-        <w:rPr>
-          <w:rStyle w:val="mord"/>
-          <w:b/>
-          <w:szCs w:val="26"/>
-        </w:rPr>
-        <w:t xml:space="preserve"> </w:t>
-      </w:r>
-      <w:r>
-        <w:rPr>
-          <w:rStyle w:val="mbin"/>
-          <w:b/>
-          <w:szCs w:val="26"/>
-        </w:rPr>
-        <w:t>+</w:t>
-      </w:r>
-      <w:r>
-        <w:rPr>
-          <w:rStyle w:val="mbin"/>
-          <w:b/>
-          <w:szCs w:val="26"/>
-        </w:rPr>
-        <w:t xml:space="preserve"> </w:t>
-      </w:r>
-      <w:r>
-        <w:rPr>
-          <w:rStyle w:val="mord"/>
-          <w:b/>
-          <w:szCs w:val="26"/>
-        </w:rPr>
-        <w:t>0</w:t>
-      </w:r>
-      <w:r>
-        <w:rPr>
-          <w:rStyle w:val="mpunct"/>
-          <w:b/>
-          <w:szCs w:val="26"/>
-        </w:rPr>
-        <w:t>.</w:t>
-      </w:r>
-      <w:r>
-        <w:rPr>
-          <w:rStyle w:val="mord"/>
-          <w:b/>
-          <w:szCs w:val="26"/>
-        </w:rPr>
-        <w:t>021</w:t>
-      </w:r>
-      <w:r>
-        <w:rPr>
-          <w:rStyle w:val="mord"/>
-          <w:b/>
-          <w:szCs w:val="26"/>
-        </w:rPr>
-        <w:t xml:space="preserve"> </w:t>
-      </w:r>
-      <w:r>
-        <w:rPr>
-          <w:rStyle w:val="mrel"/>
-          <w:b/>
-          <w:szCs w:val="26"/>
-        </w:rPr>
-        <w:t>=</w:t>
-      </w:r>
-      <w:r>
-        <w:rPr>
-          <w:rStyle w:val="mrel"/>
-          <w:b/>
-          <w:szCs w:val="26"/>
-        </w:rPr>
-        <w:t xml:space="preserve"> </w:t>
-      </w:r>
-      <w:r>
-        <w:rPr>
-          <w:rStyle w:val="mord"/>
-          <w:b/>
-          <w:szCs w:val="26"/>
-        </w:rPr>
-        <w:t>0</w:t>
-      </w:r>
-      <w:r>
-        <w:rPr>
-          <w:rStyle w:val="mpunct"/>
-          <w:b/>
-          <w:szCs w:val="26"/>
-        </w:rPr>
-        <w:t>.</w:t>
-      </w:r>
-      <w:r>
-        <w:rPr>
-          <w:rStyle w:val="mord"/>
-          <w:b/>
-          <w:szCs w:val="26"/>
-        </w:rPr>
-        <w:t>066</w:t>
-      </w:r>
-      <w:r>
-        <w:rPr>
-          <w:rStyle w:val="mord"/>
-          <w:b/>
-          <w:szCs w:val="26"/>
-        </w:rPr>
-        <w:t xml:space="preserve"> </w:t>
+        <w:t xml:space="preserve">066 </w:t>
       </w:r>
       <w:r>
         <w:rPr>
@@ -7790,14 +7491,7 @@
           <w:b/>
           <w:szCs w:val="26"/>
         </w:rPr>
-        <w:lastRenderedPageBreak/>
         <w:tab/>
-      </w:r>
-      <w:r>
-        <w:rPr>
-          <w:b/>
-          <w:szCs w:val="26"/>
-        </w:rPr>
         <w:t>Điều phối viên:</w:t>
       </w:r>
     </w:p>
@@ -7839,7 +7533,15 @@
           <w:b/>
           <w:szCs w:val="26"/>
         </w:rPr>
-        <w:t>0255</w:t>
+        <w:t xml:space="preserve">0255 </w:t>
+      </w:r>
+      <w:r>
+        <w:rPr>
+          <w:rStyle w:val="mbin"/>
+          <w:b/>
+          <w:szCs w:val="26"/>
+        </w:rPr>
+        <w:t xml:space="preserve">× </w:t>
       </w:r>
       <w:r>
         <w:rPr>
@@ -7847,39 +7549,7 @@
           <w:b/>
           <w:szCs w:val="26"/>
         </w:rPr>
-        <w:t xml:space="preserve"> </w:t>
-      </w:r>
-      <w:r>
-        <w:rPr>
-          <w:rStyle w:val="mbin"/>
-          <w:b/>
-          <w:szCs w:val="26"/>
-        </w:rPr>
-        <w:t>×</w:t>
-      </w:r>
-      <w:r>
-        <w:rPr>
-          <w:rStyle w:val="mbin"/>
-          <w:b/>
-          <w:szCs w:val="26"/>
-        </w:rPr>
-        <w:t xml:space="preserve"> </w:t>
-      </w:r>
-      <w:r>
-        <w:rPr>
-          <w:rStyle w:val="mord"/>
-          <w:b/>
-          <w:szCs w:val="26"/>
-        </w:rPr>
-        <w:t>500.000</w:t>
-      </w:r>
-      <w:r>
-        <w:rPr>
-          <w:rStyle w:val="mord"/>
-          <w:b/>
-          <w:szCs w:val="26"/>
-        </w:rPr>
-        <w:t xml:space="preserve"> </w:t>
+        <w:t xml:space="preserve">500.000 </w:t>
       </w:r>
       <w:r>
         <w:rPr>
@@ -7887,15 +7557,7 @@
           <w:b/>
           <w:szCs w:val="26"/>
         </w:rPr>
-        <w:t>=</w:t>
-      </w:r>
-      <w:r>
-        <w:rPr>
-          <w:rStyle w:val="mrel"/>
-          <w:b/>
-          <w:szCs w:val="26"/>
-        </w:rPr>
-        <w:t xml:space="preserve"> </w:t>
+        <w:t xml:space="preserve">= </w:t>
       </w:r>
       <w:r>
         <w:rPr>
@@ -7948,6 +7610,7 @@
           <w:b/>
           <w:szCs w:val="26"/>
         </w:rPr>
+        <w:lastRenderedPageBreak/>
         <w:t>0</w:t>
       </w:r>
       <w:r>
@@ -7964,7 +7627,15 @@
           <w:b/>
           <w:szCs w:val="26"/>
         </w:rPr>
-        <w:t>11088</w:t>
+        <w:t xml:space="preserve">11088 </w:t>
+      </w:r>
+      <w:r>
+        <w:rPr>
+          <w:rStyle w:val="mbin"/>
+          <w:b/>
+          <w:szCs w:val="26"/>
+        </w:rPr>
+        <w:t xml:space="preserve">× </w:t>
       </w:r>
       <w:r>
         <w:rPr>
@@ -7972,39 +7643,7 @@
           <w:b/>
           <w:szCs w:val="26"/>
         </w:rPr>
-        <w:t xml:space="preserve"> </w:t>
-      </w:r>
-      <w:r>
-        <w:rPr>
-          <w:rStyle w:val="mbin"/>
-          <w:b/>
-          <w:szCs w:val="26"/>
-        </w:rPr>
-        <w:t>×</w:t>
-      </w:r>
-      <w:r>
-        <w:rPr>
-          <w:rStyle w:val="mbin"/>
-          <w:b/>
-          <w:szCs w:val="26"/>
-        </w:rPr>
-        <w:t xml:space="preserve"> </w:t>
-      </w:r>
-      <w:r>
-        <w:rPr>
-          <w:rStyle w:val="mord"/>
-          <w:b/>
-          <w:szCs w:val="26"/>
-        </w:rPr>
-        <w:t>350.000</w:t>
-      </w:r>
-      <w:r>
-        <w:rPr>
-          <w:rStyle w:val="mord"/>
-          <w:b/>
-          <w:szCs w:val="26"/>
-        </w:rPr>
-        <w:t xml:space="preserve"> </w:t>
+        <w:t xml:space="preserve">350.000 </w:t>
       </w:r>
       <w:r>
         <w:rPr>
@@ -8012,15 +7651,7 @@
           <w:b/>
           <w:szCs w:val="26"/>
         </w:rPr>
-        <w:t>=</w:t>
-      </w:r>
-      <w:r>
-        <w:rPr>
-          <w:rStyle w:val="mrel"/>
-          <w:b/>
-          <w:szCs w:val="26"/>
-        </w:rPr>
-        <w:t xml:space="preserve"> </w:t>
+        <w:t xml:space="preserve">= </w:t>
       </w:r>
       <w:r>
         <w:rPr>
@@ -8090,7 +7721,15 @@
           <w:b/>
           <w:szCs w:val="26"/>
         </w:rPr>
-        <w:t>066</w:t>
+        <w:t xml:space="preserve">066 </w:t>
+      </w:r>
+      <w:r>
+        <w:rPr>
+          <w:rStyle w:val="mbin"/>
+          <w:b/>
+          <w:szCs w:val="26"/>
+        </w:rPr>
+        <w:t xml:space="preserve">× </w:t>
       </w:r>
       <w:r>
         <w:rPr>
@@ -8098,39 +7737,7 @@
           <w:b/>
           <w:szCs w:val="26"/>
         </w:rPr>
-        <w:t xml:space="preserve"> </w:t>
-      </w:r>
-      <w:r>
-        <w:rPr>
-          <w:rStyle w:val="mbin"/>
-          <w:b/>
-          <w:szCs w:val="26"/>
-        </w:rPr>
-        <w:t>×</w:t>
-      </w:r>
-      <w:r>
-        <w:rPr>
-          <w:rStyle w:val="mbin"/>
-          <w:b/>
-          <w:szCs w:val="26"/>
-        </w:rPr>
-        <w:t xml:space="preserve"> </w:t>
-      </w:r>
-      <w:r>
-        <w:rPr>
-          <w:rStyle w:val="mord"/>
-          <w:b/>
-          <w:szCs w:val="26"/>
-        </w:rPr>
-        <w:t>400.000</w:t>
-      </w:r>
-      <w:r>
-        <w:rPr>
-          <w:rStyle w:val="mord"/>
-          <w:b/>
-          <w:szCs w:val="26"/>
-        </w:rPr>
-        <w:t xml:space="preserve"> </w:t>
+        <w:t xml:space="preserve">400.000 </w:t>
       </w:r>
       <w:r>
         <w:rPr>
@@ -8138,15 +7745,7 @@
           <w:b/>
           <w:szCs w:val="26"/>
         </w:rPr>
-        <w:t>=</w:t>
-      </w:r>
-      <w:r>
-        <w:rPr>
-          <w:rStyle w:val="mrel"/>
-          <w:b/>
-          <w:szCs w:val="26"/>
-        </w:rPr>
-        <w:t xml:space="preserve"> </w:t>
+        <w:t xml:space="preserve">= </w:t>
       </w:r>
       <w:r>
         <w:rPr>
@@ -8206,7 +7805,15 @@
           <w:b/>
           <w:szCs w:val="26"/>
         </w:rPr>
-        <w:t>12.750</w:t>
+        <w:t xml:space="preserve">12.750 </w:t>
+      </w:r>
+      <w:r>
+        <w:rPr>
+          <w:rStyle w:val="mbin"/>
+          <w:b/>
+          <w:szCs w:val="26"/>
+        </w:rPr>
+        <w:t xml:space="preserve">+ </w:t>
       </w:r>
       <w:r>
         <w:rPr>
@@ -8214,7 +7821,7 @@
           <w:b/>
           <w:szCs w:val="26"/>
         </w:rPr>
-        <w:t xml:space="preserve"> </w:t>
+        <w:t xml:space="preserve">38.808 </w:t>
       </w:r>
       <w:r>
         <w:rPr>
@@ -8222,15 +7829,7 @@
           <w:b/>
           <w:szCs w:val="26"/>
         </w:rPr>
-        <w:t>+</w:t>
-      </w:r>
-      <w:r>
-        <w:rPr>
-          <w:rStyle w:val="mbin"/>
-          <w:b/>
-          <w:szCs w:val="26"/>
-        </w:rPr>
-        <w:t xml:space="preserve"> </w:t>
+        <w:t xml:space="preserve">+ </w:t>
       </w:r>
       <w:r>
         <w:rPr>
@@ -8238,47 +7837,7 @@
           <w:b/>
           <w:szCs w:val="26"/>
         </w:rPr>
-        <w:t>38.808</w:t>
-      </w:r>
-      <w:r>
-        <w:rPr>
-          <w:rStyle w:val="mord"/>
-          <w:b/>
-          <w:szCs w:val="26"/>
-        </w:rPr>
-        <w:t xml:space="preserve"> </w:t>
-      </w:r>
-      <w:r>
-        <w:rPr>
-          <w:rStyle w:val="mbin"/>
-          <w:b/>
-          <w:szCs w:val="26"/>
-        </w:rPr>
-        <w:t>+</w:t>
-      </w:r>
-      <w:r>
-        <w:rPr>
-          <w:rStyle w:val="mbin"/>
-          <w:b/>
-          <w:szCs w:val="26"/>
-        </w:rPr>
-        <w:t xml:space="preserve"> </w:t>
-      </w:r>
-      <w:r>
-        <w:rPr>
-          <w:rStyle w:val="mord"/>
-          <w:b/>
-          <w:szCs w:val="26"/>
-        </w:rPr>
-        <w:t>26.400</w:t>
-      </w:r>
-      <w:r>
-        <w:rPr>
-          <w:rStyle w:val="mord"/>
-          <w:b/>
-          <w:szCs w:val="26"/>
-        </w:rPr>
-        <w:t xml:space="preserve"> </w:t>
+        <w:t xml:space="preserve">26.400 </w:t>
       </w:r>
       <w:r>
         <w:rPr>
@@ -8286,15 +7845,7 @@
           <w:b/>
           <w:szCs w:val="26"/>
         </w:rPr>
-        <w:t>=</w:t>
-      </w:r>
-      <w:r>
-        <w:rPr>
-          <w:rStyle w:val="mrel"/>
-          <w:b/>
-          <w:szCs w:val="26"/>
-        </w:rPr>
-        <w:t xml:space="preserve"> </w:t>
+        <w:t xml:space="preserve">= </w:t>
       </w:r>
       <w:r>
         <w:rPr>
@@ -8341,14 +7892,7 @@
           <w:b/>
           <w:szCs w:val="26"/>
         </w:rPr>
-        <w:t>77.958</w:t>
-      </w:r>
-      <w:r>
-        <w:rPr>
-          <w:b/>
-          <w:szCs w:val="26"/>
-        </w:rPr>
-        <w:t xml:space="preserve"> </w:t>
+        <w:t xml:space="preserve">77.958 </w:t>
       </w:r>
       <w:r>
         <w:rPr>
@@ -8847,7 +8391,7 @@
       <w:rPr>
         <w:noProof/>
       </w:rPr>
-      <w:t>8</w:t>
+      <w:t>6</w:t>
     </w:r>
     <w:r>
       <w:fldChar w:fldCharType="end"/>
@@ -16210,6 +15754,7 @@
   <w:style w:type="character" w:default="1" w:styleId="DefaultParagraphFont">
     <w:name w:val="Default Paragraph Font"/>
     <w:uiPriority w:val="1"/>
+    <w:semiHidden/>
     <w:unhideWhenUsed/>
   </w:style>
   <w:style w:type="table" w:default="1" w:styleId="TableNormal">
@@ -16668,7 +16213,7 @@
 </file>
 
 <file path=customXml/itemProps1.xml><?xml version="1.0" encoding="utf-8"?>
-<ds:datastoreItem xmlns:ds="http://schemas.openxmlformats.org/officeDocument/2006/customXml" ds:itemID="{EE5C8D8D-53C6-4E43-AA40-A3DCF6F3CE62}">
+<ds:datastoreItem xmlns:ds="http://schemas.openxmlformats.org/officeDocument/2006/customXml" ds:itemID="{1D6DB6D8-F4C4-463C-B1D6-B7E6B4920264}">
   <ds:schemaRefs>
     <ds:schemaRef ds:uri="http://schemas.openxmlformats.org/officeDocument/2006/bibliography"/>
   </ds:schemaRefs>
